--- a/12_Facilitator_Kit/Train_the_Trainer_Guide.docx
+++ b/12_Facilitator_Kit/Train_the_Trainer_Guide.docx
@@ -628,7 +628,7 @@
           <w:color w:val="2B2D42"/>
           <w:sz w:val="21"/>
         </w:rPr>
-        <w:t>A free kit by Competence Collective · competencecollective.org · quillsup.org</w:t>
+        <w:t>Hackles · a free kit · quillsup.org</w:t>
       </w:r>
     </w:p>
     <w:p>
@@ -692,7 +692,7 @@
       </w:r>
       <w:r>
         <w:rPr/>
-        <w:t xml:space="preserve"> A free kit by Competence Collective · competencecollective.org · quillsup.org. © 2026 Competence Collective. Lesson text and teaching materials: CC BY-NC 4.0 (free to print, share and adapt for non-commercial use with credit). The Hackles name, logos, characters and artwork are not covered by that license: print and share them unaltered for classroom and family use; any other use needs written permission. [VERIFY with counsel]</w:t>
+        <w:t xml:space="preserve"> Hackles · a free kit · quillsup.org. © 2026 Competence Collective. Lesson text and teaching materials: CC BY-NC 4.0 (free to print, share and adapt for non-commercial use with credit). The Hackles name, logos, characters and artwork are not covered by that license: print and share them unaltered for classroom and family use; any other use needs written permission. [VERIFY with counsel]</w:t>
       </w:r>
     </w:p>
     <w:p>
@@ -719,13 +719,13 @@
       </w:pPr>
       <w:r>
         <w:rPr/>
-        <w:t>About Hackles and Competence Collective</w:t>
+        <w:t>About Hackles</w:t>
       </w:r>
     </w:p>
     <w:p>
       <w:r>
         <w:rPr/>
-        <w:t xml:space="preserve">Hackles is a free K-12 online safety and cybersecurity kit made by Competence Collective. Its core idea is "hackles": the feeling on the back of your neck when something is off. It teaches children to notice that feeling and act on it: Hackles up? Pause. Check. Tell. Because the kit is free, it spreads through people, not purchases. </w:t>
+        <w:t xml:space="preserve">Hackles is a free K-12 online safety and cybersecurity kit (quillsup.org) made by a small group of educators and security practitioners. Its core idea is "hackles": the feeling on the back of your neck when something is off. It teaches children to notice that feeling and act on it: Hackles up? Pause. Check. Tell. Because the kit is free, it spreads through people, not purchases. </w:t>
       </w:r>
       <w:r>
         <w:rPr>
@@ -747,7 +747,7 @@
       </w:r>
       <w:r>
         <w:rPr/>
-        <w:t xml:space="preserve"> Hackles is the first step on a learning path that continues with free resources such as picoCTF and CYBER.ORG, and for college and professional learners tools like Competence Collective's Red Herrings (redherrings.app) and Hotwash (hotwa.sh). This note is for adults and is never shown to students.</w:t>
+        <w:t xml:space="preserve"> Hackles is the first step on a learning path that continues with free resources such as picoCTF and CYBER.ORG. This note is for adults and is never shown to students.</w:t>
       </w:r>
     </w:p>
     <w:p>
@@ -11760,7 +11760,7 @@
       </w:r>
       <w:r>
         <w:rPr/>
-        <w:t>: free to print, share and adapt for non-commercial use with credit to Competence Collective · competencecollective.org. [VERIFY with counsel]</w:t>
+        <w:t>: free to print, share and adapt for non-commercial use with credit. Use the credit and copyright lines from the title page. [VERIFY with counsel]</w:t>
       </w:r>
     </w:p>
     <w:p>
@@ -11946,7 +11946,7 @@
       </w:pPr>
       <w:r>
         <w:rPr/>
-        <w:t>Feedback to Competence Collective</w:t>
+        <w:t>Feedback to the Hackles team</w:t>
       </w:r>
     </w:p>
     <w:p>
@@ -12979,7 +12979,7 @@
         <w:color w:val="5A5C70"/>
         <w:sz w:val="14"/>
       </w:rPr>
-      <w:t>Hackles · © 2026 Competence Collective · competencecollective.org · Text CC BY-NC 4.0 · Name, logos and art: all rights reserved</w:t>
+      <w:t>Hackles · quillsup.org · © 2026 Competence Collective · Text CC BY-NC 4.0 · Name, logos and art: all rights reserved</w:t>
     </w:r>
     <w:r>
       <w:tab/>
